--- a/Fase 1/Evidencias Individuales/Gómez_Thiare_1.2_APT122_DiarioReflexionFase1.docx
+++ b/Fase 1/Evidencias Individuales/Gómez_Thiare_1.2_APT122_DiarioReflexionFase1.docx
@@ -468,7 +468,7 @@
                 <w:szCs w:val="24"/>
                 <w:rtl w:val="0"/>
               </w:rPr>
-              <w:t xml:space="preserve">Si tienen valor, ya que sirven como evidencia de las competencias que uno va adquiriendo y pueden ayudar a demostrar conocimientos frente a empleadores, sobre todo cuando todavía se está construyendo experiencia laboral. </w:t>
+              <w:t xml:space="preserve">Sí tienen valor, ya que sirven como evidencia de las competencias que uno va adquiriendo y pueden ayudar a demostrar conocimientos frente a empleadores, sobre todo cuando todavía se está construyendo experiencia laboral. </w:t>
             </w:r>
           </w:p>
           <w:p>
@@ -847,7 +847,7 @@
                 <w:szCs w:val="24"/>
                 <w:rtl w:val="0"/>
               </w:rPr>
-              <w:t xml:space="preserve">Considero que las competencias que tengo más desarrolladas son las relacionadas con la programación y el análisis de datos, ya que son áreas que he trabajado en diferentes asignaturas y proyectos durante la carrera. También me siento más segura al momento de aprender y utilizar nuevas herramientas o tecnologías, porque aunque no siempre tenga conocimientos previos, puedo investigar, y buscar soluciones para lograr realizar una tarea, por último, la capacidad de buscar soluciones cuando algo no me resulta, porque hay veces que no se como empezar o realizar las soluciones e investigo, pruebo cosas, las corrijo y así saco a delante cualquier solución . Por otro lado, siento que todavía debo fortalecer mis conocimientos en bases de datos, especialmente el manejo de consultas y en su aplicación en proyectos más complejos. También me gustaría fortalecer mis conocimientos en Inteligencia artificial, ya que es un área de mi interés profesional y en la que quiero seguir aprendiendo para sentirme segura al momento de aplicarlas. Por último, considero importante seguir desarrollando mi experiencia práctica, ya que me gustaría sentirme más segura al enfrentar proyectos de mayor complejidad y acercarme más al área profesional en la que quiero desempeñarme.</w:t>
+              <w:t xml:space="preserve">Considero que las competencias que tengo más desarrolladas son las relacionadas con la programación y el análisis de datos, ya que son áreas que he trabajado en diferentes asignaturas y proyectos durante la carrera. También me siento más segura al momento de aprender y utilizar nuevas herramientas o tecnologías, porque aunque no siempre tenga conocimientos previos, puedo investigar, y buscar soluciones para lograr realizar una tarea, por último, la capacidad de buscar soluciones cuando algo no me resulta, porque hay veces que no sé cómo empezar o realizar las soluciones e investigo, pruebo cosas, las corrijo y así saco adelante cualquier solución . Por otro lado, siento que todavía debo fortalecer mis conocimientos en bases de datos, especialmente el manejo de consultas y en su aplicación en proyectos más complejos. También me gustaría fortalecer mis conocimientos en Inteligencia artificial, ya que es un área de mi interés profesional y en la que quiero seguir aprendiendo para sentirme segura al momento de aplicarlas. Por último, considero importante seguir desarrollando mi experiencia práctica, ya que me gustaría sentirme más segura al enfrentar proyectos de mayor complejidad y acercarme más al área profesional en la que quiero desempeñarme.</w:t>
             </w:r>
           </w:p>
           <w:p>
@@ -2781,12 +2781,12 @@
               <wp:inline distB="0" distT="0" distL="0" distR="0">
                 <wp:extent cx="1996440" cy="428625"/>
                 <wp:effectExtent b="0" l="0" r="0" t="0"/>
-                <wp:docPr descr="http://www.duoc.cl/normasgraficas/normasgraficas/marca-duoc/6logo-fondo-transparente/fondo-transparente.png" id="17587" name="image4.png"/>
+                <wp:docPr descr="http://www.duoc.cl/normasgraficas/normasgraficas/marca-duoc/6logo-fondo-transparente/fondo-transparente.png" id="17587" name="image3.png"/>
                 <a:graphic>
                   <a:graphicData uri="http://schemas.openxmlformats.org/drawingml/2006/picture">
                     <pic:pic>
                       <pic:nvPicPr>
-                        <pic:cNvPr descr="http://www.duoc.cl/normasgraficas/normasgraficas/marca-duoc/6logo-fondo-transparente/fondo-transparente.png" id="0" name="image4.png"/>
+                        <pic:cNvPr descr="http://www.duoc.cl/normasgraficas/normasgraficas/marca-duoc/6logo-fondo-transparente/fondo-transparente.png" id="0" name="image3.png"/>
                         <pic:cNvPicPr preferRelativeResize="0"/>
                       </pic:nvPicPr>
                       <pic:blipFill>
@@ -3126,12 +3126,12 @@
               <wp:inline distB="0" distT="0" distL="0" distR="0">
                 <wp:extent cx="1908834" cy="470407"/>
                 <wp:effectExtent b="0" l="0" r="0" t="0"/>
-                <wp:docPr id="17588" name="image3.png"/>
+                <wp:docPr id="17588" name="image4.png"/>
                 <a:graphic>
                   <a:graphicData uri="http://schemas.openxmlformats.org/drawingml/2006/picture">
                     <pic:pic>
                       <pic:nvPicPr>
-                        <pic:cNvPr id="0" name="image3.png"/>
+                        <pic:cNvPr id="0" name="image4.png"/>
                         <pic:cNvPicPr preferRelativeResize="0"/>
                       </pic:nvPicPr>
                       <pic:blipFill>
